--- a/Typing_test/typing_log.docx
+++ b/Typing_test/typing_log.docx
@@ -2,6 +2,21 @@
 <file path=word/document.xml><?xml version="1.0" encoding="utf-8"?>
 <w:document xmlns:wpc="http://schemas.microsoft.com/office/word/2010/wordprocessingCanvas" xmlns:cx="http://schemas.microsoft.com/office/drawing/2014/chartex" xmlns:cx1="http://schemas.microsoft.com/office/drawing/2015/9/8/chartex" xmlns:cx2="http://schemas.microsoft.com/office/drawing/2015/10/21/chartex" xmlns:cx3="http://schemas.microsoft.com/office/drawing/2016/5/9/chartex" xmlns:cx4="http://schemas.microsoft.com/office/drawing/2016/5/10/chartex" xmlns:cx5="http://schemas.microsoft.com/office/drawing/2016/5/11/chartex" xmlns:cx6="http://schemas.microsoft.com/office/drawing/2016/5/12/chartex" xmlns:cx7="http://schemas.microsoft.com/office/drawing/2016/5/13/chartex" xmlns:cx8="http://schemas.microsoft.com/office/drawing/2016/5/14/chartex" xmlns:mc="http://schemas.openxmlformats.org/markup-compatibility/2006" xmlns:aink="http://schemas.microsoft.com/office/drawing/2016/ink" xmlns:am3d="http://schemas.microsoft.com/office/drawing/2017/model3d" xmlns:o="urn:schemas-microsoft-com:office:office" xmlns:oel="http://schemas.microsoft.com/office/2019/extlst" xmlns:r="http://schemas.openxmlformats.org/officeDocument/2006/relationships" xmlns:m="http://schemas.openxmlformats.org/officeDocument/2006/math" xmlns:v="urn:schemas-microsoft-com:vml" xmlns:wp14="http://schemas.microsoft.com/office/word/2010/wordprocessingDrawing" xmlns:wp="http://schemas.openxmlformats.org/drawingml/2006/wordprocessingDrawing" xmlns:w10="urn:schemas-microsoft-com:office:word" xmlns:w="http://schemas.openxmlformats.org/wordprocessingml/2006/main" xmlns:w14="http://schemas.microsoft.com/office/word/2010/wordml" xmlns:w15="http://schemas.microsoft.com/office/word/2012/wordml" xmlns:w16cex="http://schemas.microsoft.com/office/word/2018/wordml/cex" xmlns:w16cid="http://schemas.microsoft.com/office/word/2016/wordml/cid" xmlns:w16="http://schemas.microsoft.com/office/word/2018/wordml" xmlns:w16du="http://schemas.microsoft.com/office/word/2023/wordml/word16du" xmlns:w16sdtdh="http://schemas.microsoft.com/office/word/2020/wordml/sdtdatahash" xmlns:w16sdtfl="http://schemas.microsoft.com/office/word/2024/wordml/sdtformatlock" xmlns:w16se="http://schemas.microsoft.com/office/word/2015/wordml/symex" xmlns:wpg="http://schemas.microsoft.com/office/word/2010/wordprocessingGroup" xmlns:wpi="http://schemas.microsoft.com/office/word/2010/wordprocessingInk" xmlns:wne="http://schemas.microsoft.com/office/word/2006/wordml" xmlns:wps="http://schemas.microsoft.com/office/word/2010/wordprocessingShape" mc:Ignorable="w14 w15 w16se w16cid w16 w16cex w16sdtdh w16sdtfl w16du wp14">
   <w:body>
+    <w:p>
+      <w:pPr>
+        <w:rPr>
+          <w:b/>
+          <w:bCs/>
+        </w:rPr>
+      </w:pPr>
+      <w:r>
+        <w:rPr>
+          <w:b/>
+          <w:bCs/>
+        </w:rPr>
+        <w:t>WEEK 1:</w:t>
+      </w:r>
+    </w:p>
     <w:p>
       <w:r>
         <w:t>Backend:</w:t>
@@ -266,6 +281,40 @@
       </w:r>
       <w:proofErr w:type="gramEnd"/>
     </w:p>
+    <w:p>
+      <w:pPr>
+        <w:pStyle w:val="ListParagraph"/>
+        <w:numPr>
+          <w:ilvl w:val="0"/>
+          <w:numId w:val="2"/>
+        </w:numPr>
+      </w:pPr>
+      <w:proofErr w:type="spellStart"/>
+      <w:r>
+        <w:t>npm</w:t>
+      </w:r>
+      <w:proofErr w:type="spellEnd"/>
+      <w:r>
+        <w:t xml:space="preserve"> install</w:t>
+      </w:r>
+    </w:p>
+    <w:p>
+      <w:pPr>
+        <w:pStyle w:val="ListParagraph"/>
+        <w:numPr>
+          <w:ilvl w:val="0"/>
+          <w:numId w:val="2"/>
+        </w:numPr>
+      </w:pPr>
+      <w:proofErr w:type="spellStart"/>
+      <w:r>
+        <w:t>npm</w:t>
+      </w:r>
+      <w:proofErr w:type="spellEnd"/>
+      <w:r>
+        <w:t xml:space="preserve"> run dev</w:t>
+      </w:r>
+    </w:p>
     <w:p/>
     <w:p>
       <w:proofErr w:type="gramStart"/>
@@ -283,6 +332,1440 @@
       <w:proofErr w:type="spellEnd"/>
       <w:r>
         <w:t>)</w:t>
+      </w:r>
+    </w:p>
+    <w:p>
+      <w:r>
+        <w:rPr>
+          <w:b/>
+          <w:bCs/>
+        </w:rPr>
+        <w:pict w14:anchorId="579D7568">
+          <v:rect id="_x0000_i1025" style="width:0;height:1.5pt" o:hralign="center" o:hrstd="t" o:hr="t" fillcolor="#a0a0a0" stroked="f"/>
+        </w:pict>
+      </w:r>
+    </w:p>
+    <w:p>
+      <w:pPr>
+        <w:rPr>
+          <w:b/>
+          <w:bCs/>
+        </w:rPr>
+      </w:pPr>
+      <w:r>
+        <w:rPr>
+          <w:b/>
+          <w:bCs/>
+        </w:rPr>
+        <w:t>WEEK 2:</w:t>
+      </w:r>
+    </w:p>
+    <w:p>
+      <w:pPr>
+        <w:rPr>
+          <w:b/>
+          <w:bCs/>
+        </w:rPr>
+      </w:pPr>
+      <w:r>
+        <w:rPr>
+          <w:b/>
+          <w:bCs/>
+        </w:rPr>
+        <w:t>UUID = Universally Unique Identifier</w:t>
+      </w:r>
+      <w:r>
+        <w:rPr>
+          <w:b/>
+          <w:bCs/>
+        </w:rPr>
+        <w:t xml:space="preserve"> - </w:t>
+      </w:r>
+      <w:r>
+        <w:rPr>
+          <w:b/>
+          <w:bCs/>
+        </w:rPr>
+        <w:t xml:space="preserve">128-bit </w:t>
+      </w:r>
+      <w:proofErr w:type="gramStart"/>
+      <w:r>
+        <w:rPr>
+          <w:b/>
+          <w:bCs/>
+        </w:rPr>
+        <w:t>number</w:t>
+      </w:r>
+      <w:r>
+        <w:rPr>
+          <w:b/>
+          <w:bCs/>
+        </w:rPr>
+        <w:t>(</w:t>
+      </w:r>
+      <w:proofErr w:type="gramEnd"/>
+      <w:r>
+        <w:rPr>
+          <w:b/>
+          <w:bCs/>
+        </w:rPr>
+        <w:t xml:space="preserve">ex. </w:t>
+      </w:r>
+      <w:r>
+        <w:rPr>
+          <w:b/>
+          <w:bCs/>
+        </w:rPr>
+        <w:t>550e8400-e29b-41d4-a716-446655440000</w:t>
+      </w:r>
+      <w:r>
+        <w:rPr>
+          <w:b/>
+          <w:bCs/>
+        </w:rPr>
+        <w:t>)</w:t>
+      </w:r>
+    </w:p>
+    <w:p>
+      <w:pPr>
+        <w:rPr>
+          <w:b/>
+          <w:bCs/>
+        </w:rPr>
+      </w:pPr>
+      <w:r>
+        <w:rPr>
+          <w:b/>
+          <w:bCs/>
+        </w:rPr>
+        <w:t xml:space="preserve">DB </w:t>
+      </w:r>
+      <w:proofErr w:type="gramStart"/>
+      <w:r>
+        <w:rPr>
+          <w:b/>
+          <w:bCs/>
+        </w:rPr>
+        <w:t>TERMS :</w:t>
+      </w:r>
+      <w:proofErr w:type="gramEnd"/>
+    </w:p>
+    <w:p>
+      <w:r>
+        <w:rPr>
+          <w:b/>
+          <w:bCs/>
+        </w:rPr>
+        <w:tab/>
+      </w:r>
+      <w:r>
+        <w:t xml:space="preserve">Pool – </w:t>
+      </w:r>
+      <w:r>
+        <w:t>A manager of multiple database connections</w:t>
+      </w:r>
+      <w:r>
+        <w:t xml:space="preserve"> that reduces server load </w:t>
+      </w:r>
+    </w:p>
+    <w:p>
+      <w:pPr>
+        <w:ind w:firstLine="720"/>
+      </w:pPr>
+      <w:r>
+        <w:t>Character set = Language dictionary the database understands</w:t>
+      </w:r>
+    </w:p>
+    <w:tbl>
+      <w:tblPr>
+        <w:tblW w:w="0" w:type="auto"/>
+        <w:tblCellSpacing w:w="15" w:type="dxa"/>
+        <w:tblInd w:w="675" w:type="dxa"/>
+        <w:tblCellMar>
+          <w:top w:w="15" w:type="dxa"/>
+          <w:left w:w="15" w:type="dxa"/>
+          <w:bottom w:w="15" w:type="dxa"/>
+          <w:right w:w="15" w:type="dxa"/>
+        </w:tblCellMar>
+        <w:tblLook w:val="04A0" w:firstRow="1" w:lastRow="0" w:firstColumn="1" w:lastColumn="0" w:noHBand="0" w:noVBand="1"/>
+      </w:tblPr>
+      <w:tblGrid>
+        <w:gridCol w:w="625"/>
+        <w:gridCol w:w="1360"/>
+      </w:tblGrid>
+      <w:tr>
+        <w:trPr>
+          <w:tblCellSpacing w:w="15" w:type="dxa"/>
+        </w:trPr>
+        <w:tc>
+          <w:tcPr>
+            <w:tcW w:w="0" w:type="auto"/>
+            <w:vAlign w:val="center"/>
+            <w:hideMark/>
+          </w:tcPr>
+          <w:p>
+            <w:r>
+              <w:t>latin1</w:t>
+            </w:r>
+          </w:p>
+        </w:tc>
+        <w:tc>
+          <w:tcPr>
+            <w:tcW w:w="0" w:type="auto"/>
+            <w:vAlign w:val="center"/>
+            <w:hideMark/>
+          </w:tcPr>
+          <w:p>
+            <w:r>
+              <w:t xml:space="preserve">- </w:t>
+            </w:r>
+            <w:r>
+              <w:t>English only</w:t>
+            </w:r>
+          </w:p>
+        </w:tc>
+      </w:tr>
+    </w:tbl>
+    <w:p>
+      <w:pPr>
+        <w:ind w:left="675"/>
+        <w:rPr>
+          <w:vanish/>
+        </w:rPr>
+      </w:pPr>
+    </w:p>
+    <w:tbl>
+      <w:tblPr>
+        <w:tblW w:w="0" w:type="auto"/>
+        <w:tblCellSpacing w:w="15" w:type="dxa"/>
+        <w:tblInd w:w="675" w:type="dxa"/>
+        <w:tblCellMar>
+          <w:top w:w="15" w:type="dxa"/>
+          <w:left w:w="15" w:type="dxa"/>
+          <w:bottom w:w="15" w:type="dxa"/>
+          <w:right w:w="15" w:type="dxa"/>
+        </w:tblCellMar>
+        <w:tblLook w:val="04A0" w:firstRow="1" w:lastRow="0" w:firstColumn="1" w:lastColumn="0" w:noHBand="0" w:noVBand="1"/>
+      </w:tblPr>
+      <w:tblGrid>
+        <w:gridCol w:w="470"/>
+        <w:gridCol w:w="3909"/>
+      </w:tblGrid>
+      <w:tr>
+        <w:trPr>
+          <w:tblCellSpacing w:w="15" w:type="dxa"/>
+        </w:trPr>
+        <w:tc>
+          <w:tcPr>
+            <w:tcW w:w="0" w:type="auto"/>
+            <w:vAlign w:val="center"/>
+            <w:hideMark/>
+          </w:tcPr>
+          <w:p>
+            <w:r>
+              <w:t>utf8</w:t>
+            </w:r>
+          </w:p>
+        </w:tc>
+        <w:tc>
+          <w:tcPr>
+            <w:tcW w:w="0" w:type="auto"/>
+            <w:vAlign w:val="center"/>
+            <w:hideMark/>
+          </w:tcPr>
+          <w:p>
+            <w:r>
+              <w:t xml:space="preserve">- </w:t>
+            </w:r>
+            <w:r>
+              <w:t>Many languages but limited</w:t>
+            </w:r>
+            <w:r>
+              <w:t xml:space="preserve"> no</w:t>
+            </w:r>
+            <w:r>
+              <w:t xml:space="preserve"> emojis</w:t>
+            </w:r>
+          </w:p>
+        </w:tc>
+      </w:tr>
+    </w:tbl>
+    <w:p>
+      <w:pPr>
+        <w:ind w:left="675"/>
+        <w:rPr>
+          <w:vanish/>
+        </w:rPr>
+      </w:pPr>
+    </w:p>
+    <w:tbl>
+      <w:tblPr>
+        <w:tblW w:w="0" w:type="auto"/>
+        <w:tblCellSpacing w:w="15" w:type="dxa"/>
+        <w:tblInd w:w="675" w:type="dxa"/>
+        <w:tblCellMar>
+          <w:top w:w="15" w:type="dxa"/>
+          <w:left w:w="15" w:type="dxa"/>
+          <w:bottom w:w="15" w:type="dxa"/>
+          <w:right w:w="15" w:type="dxa"/>
+        </w:tblCellMar>
+        <w:tblLook w:val="04A0" w:firstRow="1" w:lastRow="0" w:firstColumn="1" w:lastColumn="0" w:noHBand="0" w:noVBand="1"/>
+      </w:tblPr>
+      <w:tblGrid>
+        <w:gridCol w:w="910"/>
+        <w:gridCol w:w="3302"/>
+      </w:tblGrid>
+      <w:tr>
+        <w:trPr>
+          <w:tblCellSpacing w:w="15" w:type="dxa"/>
+        </w:trPr>
+        <w:tc>
+          <w:tcPr>
+            <w:tcW w:w="0" w:type="auto"/>
+            <w:vAlign w:val="center"/>
+            <w:hideMark/>
+          </w:tcPr>
+          <w:p>
+            <w:r>
+              <w:t>utf8mb4</w:t>
+            </w:r>
+          </w:p>
+        </w:tc>
+        <w:tc>
+          <w:tcPr>
+            <w:tcW w:w="0" w:type="auto"/>
+            <w:vAlign w:val="center"/>
+            <w:hideMark/>
+          </w:tcPr>
+          <w:p>
+            <w:r>
+              <w:t xml:space="preserve">- </w:t>
+            </w:r>
+            <w:r>
+              <w:t>Full Unicode + emojis + symbols</w:t>
+            </w:r>
+          </w:p>
+        </w:tc>
+      </w:tr>
+    </w:tbl>
+    <w:p>
+      <w:pPr>
+        <w:rPr>
+          <w:b/>
+          <w:bCs/>
+        </w:rPr>
+      </w:pPr>
+    </w:p>
+    <w:p>
+      <w:pPr>
+        <w:rPr>
+          <w:b/>
+          <w:bCs/>
+        </w:rPr>
+      </w:pPr>
+      <w:r>
+        <w:rPr>
+          <w:b/>
+          <w:bCs/>
+        </w:rPr>
+        <w:t>Auth Routes:</w:t>
+      </w:r>
+    </w:p>
+    <w:p>
+      <w:pPr>
+        <w:ind w:left="720"/>
+      </w:pPr>
+      <w:r>
+        <w:t>Routes file does not contain logic.</w:t>
+      </w:r>
+      <w:r>
+        <w:br/>
+        <w:t>It just connects URL → controller.</w:t>
+      </w:r>
+    </w:p>
+    <w:p>
+      <w:pPr>
+        <w:ind w:left="720"/>
+      </w:pPr>
+      <w:r>
+        <w:lastRenderedPageBreak/>
+        <w:t>POST /</w:t>
+      </w:r>
+      <w:proofErr w:type="spellStart"/>
+      <w:r>
+        <w:t>api</w:t>
+      </w:r>
+      <w:proofErr w:type="spellEnd"/>
+      <w:r>
+        <w:t xml:space="preserve">/auth/signup → </w:t>
+      </w:r>
+      <w:proofErr w:type="spellStart"/>
+      <w:r>
+        <w:t>signupController</w:t>
+      </w:r>
+      <w:proofErr w:type="spellEnd"/>
+    </w:p>
+    <w:p>
+      <w:pPr>
+        <w:ind w:left="720"/>
+      </w:pPr>
+      <w:r>
+        <w:t>POST /</w:t>
+      </w:r>
+      <w:proofErr w:type="spellStart"/>
+      <w:r>
+        <w:t>api</w:t>
+      </w:r>
+      <w:proofErr w:type="spellEnd"/>
+      <w:r>
+        <w:t>/auth/</w:t>
+      </w:r>
+      <w:proofErr w:type="gramStart"/>
+      <w:r>
+        <w:t>login  →</w:t>
+      </w:r>
+      <w:proofErr w:type="gramEnd"/>
+      <w:r>
+        <w:t xml:space="preserve"> </w:t>
+      </w:r>
+      <w:proofErr w:type="spellStart"/>
+      <w:r>
+        <w:t>loginController</w:t>
+      </w:r>
+      <w:proofErr w:type="spellEnd"/>
+    </w:p>
+    <w:p>
+      <w:pPr>
+        <w:rPr>
+          <w:b/>
+          <w:bCs/>
+        </w:rPr>
+      </w:pPr>
+      <w:r>
+        <w:rPr>
+          <w:b/>
+          <w:bCs/>
+        </w:rPr>
+        <w:t>Controller:</w:t>
+      </w:r>
+    </w:p>
+    <w:p>
+      <w:pPr>
+        <w:ind w:left="720"/>
+        <w:rPr>
+          <w:b/>
+          <w:bCs/>
+        </w:rPr>
+      </w:pPr>
+      <w:r>
+        <w:rPr>
+          <w:b/>
+          <w:bCs/>
+        </w:rPr>
+        <w:t>Controller responsibility:</w:t>
+      </w:r>
+    </w:p>
+    <w:p>
+      <w:pPr>
+        <w:numPr>
+          <w:ilvl w:val="0"/>
+          <w:numId w:val="3"/>
+        </w:numPr>
+        <w:tabs>
+          <w:tab w:val="clear" w:pos="720"/>
+          <w:tab w:val="num" w:pos="1440"/>
+        </w:tabs>
+        <w:ind w:left="1440"/>
+        <w:rPr>
+          <w:b/>
+          <w:bCs/>
+        </w:rPr>
+      </w:pPr>
+      <w:r>
+        <w:rPr>
+          <w:b/>
+          <w:bCs/>
+        </w:rPr>
+        <w:t>Read request body</w:t>
+      </w:r>
+    </w:p>
+    <w:p>
+      <w:pPr>
+        <w:numPr>
+          <w:ilvl w:val="0"/>
+          <w:numId w:val="3"/>
+        </w:numPr>
+        <w:tabs>
+          <w:tab w:val="clear" w:pos="720"/>
+          <w:tab w:val="num" w:pos="1440"/>
+        </w:tabs>
+        <w:ind w:left="1440"/>
+        <w:rPr>
+          <w:b/>
+          <w:bCs/>
+        </w:rPr>
+      </w:pPr>
+      <w:r>
+        <w:rPr>
+          <w:b/>
+          <w:bCs/>
+        </w:rPr>
+        <w:t>Validate input exists</w:t>
+      </w:r>
+    </w:p>
+    <w:p>
+      <w:pPr>
+        <w:numPr>
+          <w:ilvl w:val="0"/>
+          <w:numId w:val="3"/>
+        </w:numPr>
+        <w:tabs>
+          <w:tab w:val="clear" w:pos="720"/>
+          <w:tab w:val="num" w:pos="1440"/>
+        </w:tabs>
+        <w:ind w:left="1440"/>
+        <w:rPr>
+          <w:b/>
+          <w:bCs/>
+        </w:rPr>
+      </w:pPr>
+      <w:r>
+        <w:rPr>
+          <w:b/>
+          <w:bCs/>
+        </w:rPr>
+        <w:t>Call service</w:t>
+      </w:r>
+    </w:p>
+    <w:p>
+      <w:pPr>
+        <w:numPr>
+          <w:ilvl w:val="0"/>
+          <w:numId w:val="3"/>
+        </w:numPr>
+        <w:tabs>
+          <w:tab w:val="clear" w:pos="720"/>
+          <w:tab w:val="num" w:pos="1440"/>
+        </w:tabs>
+        <w:ind w:left="1440"/>
+        <w:rPr>
+          <w:b/>
+          <w:bCs/>
+        </w:rPr>
+      </w:pPr>
+      <w:r>
+        <w:rPr>
+          <w:b/>
+          <w:bCs/>
+        </w:rPr>
+        <w:t>Send response</w:t>
+      </w:r>
+    </w:p>
+    <w:p>
+      <w:pPr>
+        <w:pStyle w:val="ListParagraph"/>
+        <w:numPr>
+          <w:ilvl w:val="0"/>
+          <w:numId w:val="3"/>
+        </w:numPr>
+        <w:rPr>
+          <w:b/>
+          <w:bCs/>
+        </w:rPr>
+      </w:pPr>
+      <w:r>
+        <w:rPr>
+          <w:b/>
+          <w:bCs/>
+        </w:rPr>
+        <w:t>Ex: If email or password missing → error</w:t>
+      </w:r>
+    </w:p>
+    <w:p>
+      <w:pPr>
+        <w:ind w:left="360"/>
+        <w:rPr>
+          <w:b/>
+          <w:bCs/>
+        </w:rPr>
+      </w:pPr>
+      <w:r>
+        <w:rPr>
+          <w:b/>
+          <w:bCs/>
+        </w:rPr>
+        <w:t xml:space="preserve">Else → call </w:t>
+      </w:r>
+      <w:proofErr w:type="spellStart"/>
+      <w:r>
+        <w:rPr>
+          <w:b/>
+          <w:bCs/>
+        </w:rPr>
+        <w:t>signupService</w:t>
+      </w:r>
+      <w:proofErr w:type="spellEnd"/>
+    </w:p>
+    <w:p>
+      <w:pPr>
+        <w:ind w:left="360"/>
+        <w:rPr>
+          <w:b/>
+          <w:bCs/>
+        </w:rPr>
+      </w:pPr>
+      <w:r>
+        <w:rPr>
+          <w:b/>
+          <w:bCs/>
+        </w:rPr>
+        <w:t>Send response back</w:t>
+      </w:r>
+    </w:p>
+    <w:p>
+      <w:pPr>
+        <w:rPr>
+          <w:b/>
+          <w:bCs/>
+        </w:rPr>
+      </w:pPr>
+      <w:r>
+        <w:rPr>
+          <w:b/>
+          <w:bCs/>
+        </w:rPr>
+        <w:t>Services:</w:t>
+      </w:r>
+    </w:p>
+    <w:p>
+      <w:pPr>
+        <w:ind w:left="360"/>
+        <w:rPr>
+          <w:b/>
+          <w:bCs/>
+        </w:rPr>
+      </w:pPr>
+      <w:r>
+        <w:rPr>
+          <w:b/>
+          <w:bCs/>
+        </w:rPr>
+        <w:t>Signup service does:</w:t>
+      </w:r>
+    </w:p>
+    <w:p>
+      <w:pPr>
+        <w:numPr>
+          <w:ilvl w:val="0"/>
+          <w:numId w:val="4"/>
+        </w:numPr>
+        <w:tabs>
+          <w:tab w:val="clear" w:pos="720"/>
+          <w:tab w:val="num" w:pos="1080"/>
+        </w:tabs>
+        <w:ind w:left="1080"/>
+        <w:rPr>
+          <w:b/>
+          <w:bCs/>
+        </w:rPr>
+      </w:pPr>
+      <w:r>
+        <w:rPr>
+          <w:b/>
+          <w:bCs/>
+        </w:rPr>
+        <w:t>Check if user exists</w:t>
+      </w:r>
+    </w:p>
+    <w:p>
+      <w:pPr>
+        <w:numPr>
+          <w:ilvl w:val="0"/>
+          <w:numId w:val="4"/>
+        </w:numPr>
+        <w:tabs>
+          <w:tab w:val="clear" w:pos="720"/>
+          <w:tab w:val="num" w:pos="1080"/>
+        </w:tabs>
+        <w:ind w:left="1080"/>
+        <w:rPr>
+          <w:b/>
+          <w:bCs/>
+        </w:rPr>
+      </w:pPr>
+      <w:r>
+        <w:rPr>
+          <w:b/>
+          <w:bCs/>
+        </w:rPr>
+        <w:t xml:space="preserve">Hash password using </w:t>
+      </w:r>
+      <w:proofErr w:type="spellStart"/>
+      <w:r>
+        <w:rPr>
+          <w:b/>
+          <w:bCs/>
+        </w:rPr>
+        <w:t>bcrypt</w:t>
+      </w:r>
+      <w:proofErr w:type="spellEnd"/>
+    </w:p>
+    <w:p>
+      <w:pPr>
+        <w:numPr>
+          <w:ilvl w:val="0"/>
+          <w:numId w:val="4"/>
+        </w:numPr>
+        <w:tabs>
+          <w:tab w:val="clear" w:pos="720"/>
+          <w:tab w:val="num" w:pos="1080"/>
+        </w:tabs>
+        <w:ind w:left="1080"/>
+        <w:rPr>
+          <w:b/>
+          <w:bCs/>
+        </w:rPr>
+      </w:pPr>
+      <w:r>
+        <w:rPr>
+          <w:b/>
+          <w:bCs/>
+        </w:rPr>
+        <w:t>Insert user into DB</w:t>
+      </w:r>
+    </w:p>
+    <w:p>
+      <w:pPr>
+        <w:numPr>
+          <w:ilvl w:val="0"/>
+          <w:numId w:val="4"/>
+        </w:numPr>
+        <w:tabs>
+          <w:tab w:val="clear" w:pos="720"/>
+          <w:tab w:val="num" w:pos="1080"/>
+        </w:tabs>
+        <w:ind w:left="1080"/>
+        <w:rPr>
+          <w:b/>
+          <w:bCs/>
+        </w:rPr>
+      </w:pPr>
+      <w:r>
+        <w:rPr>
+          <w:b/>
+          <w:bCs/>
+        </w:rPr>
+        <w:t>Return success</w:t>
+      </w:r>
+    </w:p>
+    <w:p>
+      <w:pPr>
+        <w:ind w:left="360"/>
+        <w:rPr>
+          <w:b/>
+          <w:bCs/>
+        </w:rPr>
+      </w:pPr>
+      <w:r>
+        <w:rPr>
+          <w:b/>
+          <w:bCs/>
+        </w:rPr>
+        <w:t>Login service does:</w:t>
+      </w:r>
+    </w:p>
+    <w:p>
+      <w:pPr>
+        <w:numPr>
+          <w:ilvl w:val="0"/>
+          <w:numId w:val="5"/>
+        </w:numPr>
+        <w:tabs>
+          <w:tab w:val="clear" w:pos="720"/>
+          <w:tab w:val="num" w:pos="1080"/>
+        </w:tabs>
+        <w:ind w:left="1080"/>
+        <w:rPr>
+          <w:b/>
+          <w:bCs/>
+        </w:rPr>
+      </w:pPr>
+      <w:r>
+        <w:rPr>
+          <w:b/>
+          <w:bCs/>
+        </w:rPr>
+        <w:t>Find user by email</w:t>
+      </w:r>
+    </w:p>
+    <w:p>
+      <w:pPr>
+        <w:numPr>
+          <w:ilvl w:val="0"/>
+          <w:numId w:val="5"/>
+        </w:numPr>
+        <w:tabs>
+          <w:tab w:val="clear" w:pos="720"/>
+          <w:tab w:val="num" w:pos="1080"/>
+        </w:tabs>
+        <w:ind w:left="1080"/>
+        <w:rPr>
+          <w:b/>
+          <w:bCs/>
+        </w:rPr>
+      </w:pPr>
+      <w:r>
+        <w:rPr>
+          <w:b/>
+          <w:bCs/>
+        </w:rPr>
+        <w:t>Compare password</w:t>
+      </w:r>
+    </w:p>
+    <w:p>
+      <w:pPr>
+        <w:numPr>
+          <w:ilvl w:val="0"/>
+          <w:numId w:val="5"/>
+        </w:numPr>
+        <w:tabs>
+          <w:tab w:val="clear" w:pos="720"/>
+          <w:tab w:val="num" w:pos="1080"/>
+        </w:tabs>
+        <w:ind w:left="1080"/>
+        <w:rPr>
+          <w:b/>
+          <w:bCs/>
+        </w:rPr>
+      </w:pPr>
+      <w:r>
+        <w:rPr>
+          <w:b/>
+          <w:bCs/>
+        </w:rPr>
+        <w:t>Generate JWT</w:t>
+      </w:r>
+    </w:p>
+    <w:p>
+      <w:pPr>
+        <w:numPr>
+          <w:ilvl w:val="0"/>
+          <w:numId w:val="5"/>
+        </w:numPr>
+        <w:tabs>
+          <w:tab w:val="clear" w:pos="720"/>
+          <w:tab w:val="num" w:pos="1080"/>
+        </w:tabs>
+        <w:ind w:left="1080"/>
+        <w:rPr>
+          <w:b/>
+          <w:bCs/>
+        </w:rPr>
+      </w:pPr>
+      <w:r>
+        <w:rPr>
+          <w:b/>
+          <w:bCs/>
+        </w:rPr>
+        <w:t>Return token</w:t>
+      </w:r>
+    </w:p>
+    <w:p>
+      <w:pPr>
+        <w:rPr>
+          <w:b/>
+          <w:bCs/>
+        </w:rPr>
+      </w:pPr>
+      <w:r>
+        <w:rPr>
+          <w:b/>
+          <w:bCs/>
+        </w:rPr>
+        <w:t xml:space="preserve">JWT Middleware </w:t>
+      </w:r>
+      <w:proofErr w:type="gramStart"/>
+      <w:r>
+        <w:rPr>
+          <w:b/>
+          <w:bCs/>
+        </w:rPr>
+        <w:t>(</w:t>
+      </w:r>
+      <w:r>
+        <w:rPr>
+          <w:b/>
+          <w:bCs/>
+        </w:rPr>
+        <w:t xml:space="preserve"> ROUTE</w:t>
+      </w:r>
+      <w:proofErr w:type="gramEnd"/>
+      <w:r>
+        <w:rPr>
+          <w:b/>
+          <w:bCs/>
+        </w:rPr>
+        <w:t xml:space="preserve"> </w:t>
+      </w:r>
+      <w:r>
+        <w:rPr>
+          <w:b/>
+          <w:bCs/>
+        </w:rPr>
+        <w:t>PROTECTION):</w:t>
+      </w:r>
+    </w:p>
+    <w:p>
+      <w:pPr>
+        <w:numPr>
+          <w:ilvl w:val="0"/>
+          <w:numId w:val="6"/>
+        </w:numPr>
+        <w:tabs>
+          <w:tab w:val="clear" w:pos="720"/>
+          <w:tab w:val="num" w:pos="1080"/>
+        </w:tabs>
+        <w:ind w:left="1080"/>
+        <w:rPr>
+          <w:b/>
+          <w:bCs/>
+        </w:rPr>
+      </w:pPr>
+      <w:r>
+        <w:rPr>
+          <w:b/>
+          <w:bCs/>
+        </w:rPr>
+        <w:t>Read token from header</w:t>
+      </w:r>
+    </w:p>
+    <w:p>
+      <w:pPr>
+        <w:numPr>
+          <w:ilvl w:val="0"/>
+          <w:numId w:val="6"/>
+        </w:numPr>
+        <w:tabs>
+          <w:tab w:val="clear" w:pos="720"/>
+          <w:tab w:val="num" w:pos="1080"/>
+        </w:tabs>
+        <w:ind w:left="1080"/>
+        <w:rPr>
+          <w:b/>
+          <w:bCs/>
+        </w:rPr>
+      </w:pPr>
+      <w:r>
+        <w:rPr>
+          <w:b/>
+          <w:bCs/>
+        </w:rPr>
+        <w:t>Verify JWT</w:t>
+      </w:r>
+    </w:p>
+    <w:p>
+      <w:pPr>
+        <w:numPr>
+          <w:ilvl w:val="0"/>
+          <w:numId w:val="6"/>
+        </w:numPr>
+        <w:tabs>
+          <w:tab w:val="clear" w:pos="720"/>
+          <w:tab w:val="num" w:pos="1080"/>
+        </w:tabs>
+        <w:ind w:left="1080"/>
+        <w:rPr>
+          <w:b/>
+          <w:bCs/>
+        </w:rPr>
+      </w:pPr>
+      <w:r>
+        <w:rPr>
+          <w:b/>
+          <w:bCs/>
+        </w:rPr>
+        <w:t xml:space="preserve">Attach </w:t>
+      </w:r>
+      <w:proofErr w:type="spellStart"/>
+      <w:r>
+        <w:rPr>
+          <w:b/>
+          <w:bCs/>
+        </w:rPr>
+        <w:t>req.user</w:t>
+      </w:r>
+      <w:proofErr w:type="spellEnd"/>
+      <w:r>
+        <w:rPr>
+          <w:b/>
+          <w:bCs/>
+        </w:rPr>
+        <w:t xml:space="preserve"> – important </w:t>
+      </w:r>
+    </w:p>
+    <w:p>
+      <w:pPr>
+        <w:numPr>
+          <w:ilvl w:val="0"/>
+          <w:numId w:val="6"/>
+        </w:numPr>
+        <w:tabs>
+          <w:tab w:val="clear" w:pos="720"/>
+          <w:tab w:val="num" w:pos="1080"/>
+        </w:tabs>
+        <w:ind w:left="1080"/>
+        <w:rPr>
+          <w:b/>
+          <w:bCs/>
+        </w:rPr>
+      </w:pPr>
+      <w:r>
+        <w:rPr>
+          <w:b/>
+          <w:bCs/>
+        </w:rPr>
+        <w:t>Allow or block request</w:t>
+      </w:r>
+    </w:p>
+    <w:p>
+      <w:r>
+        <w:t>This is what allows your backend to:</w:t>
+      </w:r>
+    </w:p>
+    <w:p>
+      <w:pPr>
+        <w:pStyle w:val="ListParagraph"/>
+      </w:pPr>
+      <w:r>
+        <w:rPr>
+          <w:rFonts w:ascii="Segoe UI Symbol" w:hAnsi="Segoe UI Symbol" w:cs="Segoe UI Symbol"/>
+        </w:rPr>
+        <w:lastRenderedPageBreak/>
+        <w:t>✔</w:t>
+      </w:r>
+      <w:r>
+        <w:t xml:space="preserve"> Verify logged-in users</w:t>
+      </w:r>
+      <w:r>
+        <w:br/>
+      </w:r>
+      <w:r>
+        <w:rPr>
+          <w:rFonts w:ascii="Segoe UI Symbol" w:hAnsi="Segoe UI Symbol" w:cs="Segoe UI Symbol"/>
+        </w:rPr>
+        <w:t>✔</w:t>
+      </w:r>
+      <w:r>
+        <w:t xml:space="preserve"> Protect private APIs</w:t>
+      </w:r>
+      <w:r>
+        <w:br/>
+      </w:r>
+      <w:r>
+        <w:rPr>
+          <w:rFonts w:ascii="Segoe UI Symbol" w:hAnsi="Segoe UI Symbol" w:cs="Segoe UI Symbol"/>
+        </w:rPr>
+        <w:t>✔</w:t>
+      </w:r>
+      <w:r>
+        <w:t xml:space="preserve"> Extract user identity from token</w:t>
+      </w:r>
+      <w:r>
+        <w:br/>
+      </w:r>
+      <w:r>
+        <w:rPr>
+          <w:rFonts w:ascii="Segoe UI Symbol" w:hAnsi="Segoe UI Symbol" w:cs="Segoe UI Symbol"/>
+        </w:rPr>
+        <w:t>✔</w:t>
+      </w:r>
+      <w:r>
+        <w:t xml:space="preserve"> Prevent unauthorized access</w:t>
+      </w:r>
+    </w:p>
+    <w:p>
+      <w:r>
+        <w:t>Without middleware:</w:t>
+      </w:r>
+      <w:r>
+        <w:br/>
+      </w:r>
+      <w:r>
+        <w:rPr>
+          <w:rFonts w:ascii="Segoe UI Emoji" w:hAnsi="Segoe UI Emoji" w:cs="Segoe UI Emoji"/>
+        </w:rPr>
+        <w:t>👉</w:t>
+      </w:r>
+      <w:r>
+        <w:t xml:space="preserve"> Anyone can call private APIs</w:t>
+      </w:r>
+      <w:r>
+        <w:br/>
+      </w:r>
+      <w:r>
+        <w:rPr>
+          <w:rFonts w:ascii="Segoe UI Emoji" w:hAnsi="Segoe UI Emoji" w:cs="Segoe UI Emoji"/>
+        </w:rPr>
+        <w:t>👉</w:t>
+      </w:r>
+      <w:r>
+        <w:t xml:space="preserve"> Security broken</w:t>
+      </w:r>
+    </w:p>
+    <w:p>
+      <w:pPr>
+        <w:rPr>
+          <w:b/>
+          <w:bCs/>
+        </w:rPr>
+      </w:pPr>
+    </w:p>
+    <w:p>
+      <w:pPr>
+        <w:rPr>
+          <w:b/>
+          <w:bCs/>
+        </w:rPr>
+      </w:pPr>
+      <w:r>
+        <w:rPr>
+          <w:b/>
+          <w:bCs/>
+        </w:rPr>
+        <w:t>Conceptually:</w:t>
+      </w:r>
+    </w:p>
+    <w:p>
+      <w:pPr>
+        <w:ind w:left="360"/>
+        <w:rPr>
+          <w:b/>
+          <w:bCs/>
+        </w:rPr>
+      </w:pPr>
+      <w:r>
+        <w:rPr>
+          <w:b/>
+          <w:bCs/>
+        </w:rPr>
+        <w:t>If no token → 401</w:t>
+      </w:r>
+    </w:p>
+    <w:p>
+      <w:pPr>
+        <w:ind w:left="360"/>
+        <w:rPr>
+          <w:b/>
+          <w:bCs/>
+        </w:rPr>
+      </w:pPr>
+      <w:r>
+        <w:rPr>
+          <w:b/>
+          <w:bCs/>
+        </w:rPr>
+        <w:t>If invalid token → 403</w:t>
+      </w:r>
+    </w:p>
+    <w:p>
+      <w:pPr>
+        <w:ind w:left="360"/>
+        <w:rPr>
+          <w:b/>
+          <w:bCs/>
+        </w:rPr>
+      </w:pPr>
+      <w:r>
+        <w:rPr>
+          <w:b/>
+          <w:bCs/>
+        </w:rPr>
+        <w:t xml:space="preserve">Else → </w:t>
+      </w:r>
+      <w:proofErr w:type="gramStart"/>
+      <w:r>
+        <w:rPr>
+          <w:b/>
+          <w:bCs/>
+        </w:rPr>
+        <w:t>next(</w:t>
+      </w:r>
+      <w:proofErr w:type="gramEnd"/>
+      <w:r>
+        <w:rPr>
+          <w:b/>
+          <w:bCs/>
+        </w:rPr>
+        <w:t>)</w:t>
+      </w:r>
+    </w:p>
+    <w:p>
+      <w:pPr>
+        <w:rPr>
+          <w:b/>
+          <w:bCs/>
+        </w:rPr>
+      </w:pPr>
+    </w:p>
+    <w:p>
+      <w:pPr>
+        <w:rPr>
+          <w:b/>
+          <w:bCs/>
+        </w:rPr>
+      </w:pPr>
+      <w:r>
+        <w:rPr>
+          <w:b/>
+          <w:bCs/>
+        </w:rPr>
+        <w:t>GET /</w:t>
+      </w:r>
+      <w:proofErr w:type="spellStart"/>
+      <w:r>
+        <w:rPr>
+          <w:b/>
+          <w:bCs/>
+        </w:rPr>
+        <w:t>api</w:t>
+      </w:r>
+      <w:proofErr w:type="spellEnd"/>
+      <w:r>
+        <w:rPr>
+          <w:b/>
+          <w:bCs/>
+        </w:rPr>
+        <w:t>/auth/profile</w:t>
+      </w:r>
+      <w:r>
+        <w:rPr>
+          <w:b/>
+          <w:bCs/>
+        </w:rPr>
+        <w:t xml:space="preserve"> – Returns the user from DB </w:t>
+      </w:r>
+    </w:p>
+    <w:p>
+      <w:pPr>
+        <w:rPr>
+          <w:b/>
+          <w:bCs/>
+        </w:rPr>
+      </w:pPr>
+      <w:r>
+        <w:rPr>
+          <w:b/>
+          <w:bCs/>
+        </w:rPr>
+        <w:t>Authenticated user → fetch real user data from database</w:t>
+      </w:r>
+    </w:p>
+    <w:p>
+      <w:pPr>
+        <w:rPr>
+          <w:b/>
+          <w:bCs/>
+        </w:rPr>
+      </w:pPr>
+      <w:r>
+        <w:rPr>
+          <w:b/>
+          <w:bCs/>
+        </w:rPr>
+        <w:t>What and how are they done</w:t>
+      </w:r>
+    </w:p>
+    <w:p>
+      <w:pPr>
+        <w:rPr>
+          <w:b/>
+          <w:bCs/>
+        </w:rPr>
+      </w:pPr>
+      <w:r>
+        <w:rPr>
+          <w:b/>
+          <w:bCs/>
+        </w:rPr>
+        <w:tab/>
+      </w:r>
+      <w:proofErr w:type="gramStart"/>
+      <w:r>
+        <w:rPr>
+          <w:b/>
+          <w:bCs/>
+        </w:rPr>
+        <w:t>  Logging</w:t>
+      </w:r>
+      <w:proofErr w:type="gramEnd"/>
+      <w:r>
+        <w:rPr>
+          <w:b/>
+          <w:bCs/>
+        </w:rPr>
+        <w:t xml:space="preserve"> &amp; audit trails</w:t>
+      </w:r>
+    </w:p>
+    <w:p>
+      <w:pPr>
+        <w:ind w:left="720"/>
+        <w:rPr>
+          <w:b/>
+          <w:bCs/>
+        </w:rPr>
+      </w:pPr>
+      <w:proofErr w:type="gramStart"/>
+      <w:r>
+        <w:rPr>
+          <w:b/>
+          <w:bCs/>
+        </w:rPr>
+        <w:t>  Feature</w:t>
+      </w:r>
+      <w:proofErr w:type="gramEnd"/>
+      <w:r>
+        <w:rPr>
+          <w:b/>
+          <w:bCs/>
+        </w:rPr>
+        <w:t xml:space="preserve"> modules (like typing test sessions)</w:t>
+      </w:r>
+    </w:p>
+    <w:p>
+      <w:pPr>
+        <w:ind w:left="720"/>
+        <w:rPr>
+          <w:b/>
+          <w:bCs/>
+        </w:rPr>
+      </w:pPr>
+      <w:proofErr w:type="gramStart"/>
+      <w:r>
+        <w:rPr>
+          <w:b/>
+          <w:bCs/>
+        </w:rPr>
+        <w:t>  Rate</w:t>
+      </w:r>
+      <w:proofErr w:type="gramEnd"/>
+      <w:r>
+        <w:rPr>
+          <w:b/>
+          <w:bCs/>
+        </w:rPr>
+        <w:t xml:space="preserve"> limiting</w:t>
+      </w:r>
+    </w:p>
+    <w:p>
+      <w:pPr>
+        <w:ind w:left="720"/>
+        <w:rPr>
+          <w:b/>
+          <w:bCs/>
+        </w:rPr>
+      </w:pPr>
+      <w:proofErr w:type="gramStart"/>
+      <w:r>
+        <w:rPr>
+          <w:b/>
+          <w:bCs/>
+        </w:rPr>
+        <w:t>  Validation</w:t>
+      </w:r>
+      <w:proofErr w:type="gramEnd"/>
+      <w:r>
+        <w:rPr>
+          <w:b/>
+          <w:bCs/>
+        </w:rPr>
+        <w:t xml:space="preserve"> layer (Joi/Zod)</w:t>
+      </w:r>
+    </w:p>
+    <w:p>
+      <w:pPr>
+        <w:rPr>
+          <w:b/>
+          <w:bCs/>
+        </w:rPr>
+      </w:pPr>
+    </w:p>
+    <w:p>
+      <w:pPr>
+        <w:rPr>
+          <w:b/>
+          <w:bCs/>
+        </w:rPr>
+      </w:pPr>
+    </w:p>
+    <w:p>
+      <w:pPr>
+        <w:rPr>
+          <w:b/>
+          <w:bCs/>
+        </w:rPr>
+      </w:pPr>
+      <w:r>
+        <w:rPr>
+          <w:b/>
+          <w:bCs/>
+        </w:rPr>
+        <w:pict w14:anchorId="063BF7E3">
+          <v:rect id="_x0000_i1026" style="width:0;height:1.5pt" o:hralign="center" o:hrstd="t" o:hr="t" fillcolor="#a0a0a0" stroked="f"/>
+        </w:pict>
+      </w:r>
+    </w:p>
+    <w:p>
+      <w:pPr>
+        <w:rPr>
+          <w:b/>
+          <w:bCs/>
+        </w:rPr>
+      </w:pPr>
+    </w:p>
+    <w:p>
+      <w:r>
+        <w:rPr>
+          <w:b/>
+          <w:bCs/>
+        </w:rPr>
+        <w:t xml:space="preserve">Chat </w:t>
+      </w:r>
+      <w:proofErr w:type="gramStart"/>
+      <w:r>
+        <w:rPr>
+          <w:b/>
+          <w:bCs/>
+        </w:rPr>
+        <w:t>link :</w:t>
+      </w:r>
+      <w:proofErr w:type="gramEnd"/>
+      <w:r>
+        <w:rPr>
+          <w:b/>
+          <w:bCs/>
+        </w:rPr>
+        <w:t xml:space="preserve"> </w:t>
+      </w:r>
+      <w:hyperlink r:id="rId5" w:history="1">
+        <w:r>
+          <w:rPr>
+            <w:rStyle w:val="Hyperlink"/>
+            <w:b/>
+            <w:bCs/>
+          </w:rPr>
+          <w:t>link</w:t>
+        </w:r>
+      </w:hyperlink>
+    </w:p>
+    <w:p>
+      <w:r>
+        <w:rPr>
+          <w:b/>
+          <w:bCs/>
+        </w:rPr>
+        <w:pict w14:anchorId="56B46B19">
+          <v:rect id="_x0000_i1027" style="width:0;height:1.5pt" o:hralign="center" o:hrstd="t" o:hr="t" fillcolor="#a0a0a0" stroked="f"/>
+        </w:pict>
       </w:r>
     </w:p>
     <w:sectPr>
@@ -387,6 +1870,530 @@
     </w:lvl>
   </w:abstractNum>
   <w:abstractNum w:abstractNumId="1" w15:restartNumberingAfterBreak="0">
+    <w:nsid w:val="1F8864B5"/>
+    <w:multiLevelType w:val="multilevel"/>
+    <w:tmpl w:val="5F26B1A4"/>
+    <w:lvl w:ilvl="0">
+      <w:start w:val="1"/>
+      <w:numFmt w:val="decimal"/>
+      <w:lvlText w:val="%1."/>
+      <w:lvlJc w:val="left"/>
+      <w:pPr>
+        <w:tabs>
+          <w:tab w:val="num" w:pos="720"/>
+        </w:tabs>
+        <w:ind w:left="720" w:hanging="360"/>
+      </w:pPr>
+    </w:lvl>
+    <w:lvl w:ilvl="1" w:tentative="1">
+      <w:start w:val="1"/>
+      <w:numFmt w:val="decimal"/>
+      <w:lvlText w:val="%2."/>
+      <w:lvlJc w:val="left"/>
+      <w:pPr>
+        <w:tabs>
+          <w:tab w:val="num" w:pos="1440"/>
+        </w:tabs>
+        <w:ind w:left="1440" w:hanging="360"/>
+      </w:pPr>
+    </w:lvl>
+    <w:lvl w:ilvl="2" w:tentative="1">
+      <w:start w:val="1"/>
+      <w:numFmt w:val="decimal"/>
+      <w:lvlText w:val="%3."/>
+      <w:lvlJc w:val="left"/>
+      <w:pPr>
+        <w:tabs>
+          <w:tab w:val="num" w:pos="2160"/>
+        </w:tabs>
+        <w:ind w:left="2160" w:hanging="360"/>
+      </w:pPr>
+    </w:lvl>
+    <w:lvl w:ilvl="3" w:tentative="1">
+      <w:start w:val="1"/>
+      <w:numFmt w:val="decimal"/>
+      <w:lvlText w:val="%4."/>
+      <w:lvlJc w:val="left"/>
+      <w:pPr>
+        <w:tabs>
+          <w:tab w:val="num" w:pos="2880"/>
+        </w:tabs>
+        <w:ind w:left="2880" w:hanging="360"/>
+      </w:pPr>
+    </w:lvl>
+    <w:lvl w:ilvl="4" w:tentative="1">
+      <w:start w:val="1"/>
+      <w:numFmt w:val="decimal"/>
+      <w:lvlText w:val="%5."/>
+      <w:lvlJc w:val="left"/>
+      <w:pPr>
+        <w:tabs>
+          <w:tab w:val="num" w:pos="3600"/>
+        </w:tabs>
+        <w:ind w:left="3600" w:hanging="360"/>
+      </w:pPr>
+    </w:lvl>
+    <w:lvl w:ilvl="5" w:tentative="1">
+      <w:start w:val="1"/>
+      <w:numFmt w:val="decimal"/>
+      <w:lvlText w:val="%6."/>
+      <w:lvlJc w:val="left"/>
+      <w:pPr>
+        <w:tabs>
+          <w:tab w:val="num" w:pos="4320"/>
+        </w:tabs>
+        <w:ind w:left="4320" w:hanging="360"/>
+      </w:pPr>
+    </w:lvl>
+    <w:lvl w:ilvl="6" w:tentative="1">
+      <w:start w:val="1"/>
+      <w:numFmt w:val="decimal"/>
+      <w:lvlText w:val="%7."/>
+      <w:lvlJc w:val="left"/>
+      <w:pPr>
+        <w:tabs>
+          <w:tab w:val="num" w:pos="5040"/>
+        </w:tabs>
+        <w:ind w:left="5040" w:hanging="360"/>
+      </w:pPr>
+    </w:lvl>
+    <w:lvl w:ilvl="7" w:tentative="1">
+      <w:start w:val="1"/>
+      <w:numFmt w:val="decimal"/>
+      <w:lvlText w:val="%8."/>
+      <w:lvlJc w:val="left"/>
+      <w:pPr>
+        <w:tabs>
+          <w:tab w:val="num" w:pos="5760"/>
+        </w:tabs>
+        <w:ind w:left="5760" w:hanging="360"/>
+      </w:pPr>
+    </w:lvl>
+    <w:lvl w:ilvl="8" w:tentative="1">
+      <w:start w:val="1"/>
+      <w:numFmt w:val="decimal"/>
+      <w:lvlText w:val="%9."/>
+      <w:lvlJc w:val="left"/>
+      <w:pPr>
+        <w:tabs>
+          <w:tab w:val="num" w:pos="6480"/>
+        </w:tabs>
+        <w:ind w:left="6480" w:hanging="360"/>
+      </w:pPr>
+    </w:lvl>
+  </w:abstractNum>
+  <w:abstractNum w:abstractNumId="2" w15:restartNumberingAfterBreak="0">
+    <w:nsid w:val="200C201E"/>
+    <w:multiLevelType w:val="multilevel"/>
+    <w:tmpl w:val="8BE2F53A"/>
+    <w:lvl w:ilvl="0">
+      <w:start w:val="1"/>
+      <w:numFmt w:val="decimal"/>
+      <w:lvlText w:val="%1."/>
+      <w:lvlJc w:val="left"/>
+      <w:pPr>
+        <w:tabs>
+          <w:tab w:val="num" w:pos="720"/>
+        </w:tabs>
+        <w:ind w:left="720" w:hanging="360"/>
+      </w:pPr>
+    </w:lvl>
+    <w:lvl w:ilvl="1" w:tentative="1">
+      <w:start w:val="1"/>
+      <w:numFmt w:val="decimal"/>
+      <w:lvlText w:val="%2."/>
+      <w:lvlJc w:val="left"/>
+      <w:pPr>
+        <w:tabs>
+          <w:tab w:val="num" w:pos="1440"/>
+        </w:tabs>
+        <w:ind w:left="1440" w:hanging="360"/>
+      </w:pPr>
+    </w:lvl>
+    <w:lvl w:ilvl="2" w:tentative="1">
+      <w:start w:val="1"/>
+      <w:numFmt w:val="decimal"/>
+      <w:lvlText w:val="%3."/>
+      <w:lvlJc w:val="left"/>
+      <w:pPr>
+        <w:tabs>
+          <w:tab w:val="num" w:pos="2160"/>
+        </w:tabs>
+        <w:ind w:left="2160" w:hanging="360"/>
+      </w:pPr>
+    </w:lvl>
+    <w:lvl w:ilvl="3" w:tentative="1">
+      <w:start w:val="1"/>
+      <w:numFmt w:val="decimal"/>
+      <w:lvlText w:val="%4."/>
+      <w:lvlJc w:val="left"/>
+      <w:pPr>
+        <w:tabs>
+          <w:tab w:val="num" w:pos="2880"/>
+        </w:tabs>
+        <w:ind w:left="2880" w:hanging="360"/>
+      </w:pPr>
+    </w:lvl>
+    <w:lvl w:ilvl="4" w:tentative="1">
+      <w:start w:val="1"/>
+      <w:numFmt w:val="decimal"/>
+      <w:lvlText w:val="%5."/>
+      <w:lvlJc w:val="left"/>
+      <w:pPr>
+        <w:tabs>
+          <w:tab w:val="num" w:pos="3600"/>
+        </w:tabs>
+        <w:ind w:left="3600" w:hanging="360"/>
+      </w:pPr>
+    </w:lvl>
+    <w:lvl w:ilvl="5" w:tentative="1">
+      <w:start w:val="1"/>
+      <w:numFmt w:val="decimal"/>
+      <w:lvlText w:val="%6."/>
+      <w:lvlJc w:val="left"/>
+      <w:pPr>
+        <w:tabs>
+          <w:tab w:val="num" w:pos="4320"/>
+        </w:tabs>
+        <w:ind w:left="4320" w:hanging="360"/>
+      </w:pPr>
+    </w:lvl>
+    <w:lvl w:ilvl="6" w:tentative="1">
+      <w:start w:val="1"/>
+      <w:numFmt w:val="decimal"/>
+      <w:lvlText w:val="%7."/>
+      <w:lvlJc w:val="left"/>
+      <w:pPr>
+        <w:tabs>
+          <w:tab w:val="num" w:pos="5040"/>
+        </w:tabs>
+        <w:ind w:left="5040" w:hanging="360"/>
+      </w:pPr>
+    </w:lvl>
+    <w:lvl w:ilvl="7" w:tentative="1">
+      <w:start w:val="1"/>
+      <w:numFmt w:val="decimal"/>
+      <w:lvlText w:val="%8."/>
+      <w:lvlJc w:val="left"/>
+      <w:pPr>
+        <w:tabs>
+          <w:tab w:val="num" w:pos="5760"/>
+        </w:tabs>
+        <w:ind w:left="5760" w:hanging="360"/>
+      </w:pPr>
+    </w:lvl>
+    <w:lvl w:ilvl="8" w:tentative="1">
+      <w:start w:val="1"/>
+      <w:numFmt w:val="decimal"/>
+      <w:lvlText w:val="%9."/>
+      <w:lvlJc w:val="left"/>
+      <w:pPr>
+        <w:tabs>
+          <w:tab w:val="num" w:pos="6480"/>
+        </w:tabs>
+        <w:ind w:left="6480" w:hanging="360"/>
+      </w:pPr>
+    </w:lvl>
+  </w:abstractNum>
+  <w:abstractNum w:abstractNumId="3" w15:restartNumberingAfterBreak="0">
+    <w:nsid w:val="20912366"/>
+    <w:multiLevelType w:val="multilevel"/>
+    <w:tmpl w:val="8976EF3A"/>
+    <w:lvl w:ilvl="0">
+      <w:start w:val="1"/>
+      <w:numFmt w:val="bullet"/>
+      <w:lvlText w:val=""/>
+      <w:lvlJc w:val="left"/>
+      <w:pPr>
+        <w:tabs>
+          <w:tab w:val="num" w:pos="720"/>
+        </w:tabs>
+        <w:ind w:left="720" w:hanging="360"/>
+      </w:pPr>
+      <w:rPr>
+        <w:rFonts w:ascii="Symbol" w:hAnsi="Symbol" w:hint="default"/>
+        <w:sz w:val="20"/>
+      </w:rPr>
+    </w:lvl>
+    <w:lvl w:ilvl="1" w:tentative="1">
+      <w:start w:val="1"/>
+      <w:numFmt w:val="bullet"/>
+      <w:lvlText w:val="o"/>
+      <w:lvlJc w:val="left"/>
+      <w:pPr>
+        <w:tabs>
+          <w:tab w:val="num" w:pos="1440"/>
+        </w:tabs>
+        <w:ind w:left="1440" w:hanging="360"/>
+      </w:pPr>
+      <w:rPr>
+        <w:rFonts w:ascii="Courier New" w:hAnsi="Courier New" w:hint="default"/>
+        <w:sz w:val="20"/>
+      </w:rPr>
+    </w:lvl>
+    <w:lvl w:ilvl="2" w:tentative="1">
+      <w:start w:val="1"/>
+      <w:numFmt w:val="bullet"/>
+      <w:lvlText w:val=""/>
+      <w:lvlJc w:val="left"/>
+      <w:pPr>
+        <w:tabs>
+          <w:tab w:val="num" w:pos="2160"/>
+        </w:tabs>
+        <w:ind w:left="2160" w:hanging="360"/>
+      </w:pPr>
+      <w:rPr>
+        <w:rFonts w:ascii="Wingdings" w:hAnsi="Wingdings" w:hint="default"/>
+        <w:sz w:val="20"/>
+      </w:rPr>
+    </w:lvl>
+    <w:lvl w:ilvl="3" w:tentative="1">
+      <w:start w:val="1"/>
+      <w:numFmt w:val="bullet"/>
+      <w:lvlText w:val=""/>
+      <w:lvlJc w:val="left"/>
+      <w:pPr>
+        <w:tabs>
+          <w:tab w:val="num" w:pos="2880"/>
+        </w:tabs>
+        <w:ind w:left="2880" w:hanging="360"/>
+      </w:pPr>
+      <w:rPr>
+        <w:rFonts w:ascii="Wingdings" w:hAnsi="Wingdings" w:hint="default"/>
+        <w:sz w:val="20"/>
+      </w:rPr>
+    </w:lvl>
+    <w:lvl w:ilvl="4" w:tentative="1">
+      <w:start w:val="1"/>
+      <w:numFmt w:val="bullet"/>
+      <w:lvlText w:val=""/>
+      <w:lvlJc w:val="left"/>
+      <w:pPr>
+        <w:tabs>
+          <w:tab w:val="num" w:pos="3600"/>
+        </w:tabs>
+        <w:ind w:left="3600" w:hanging="360"/>
+      </w:pPr>
+      <w:rPr>
+        <w:rFonts w:ascii="Wingdings" w:hAnsi="Wingdings" w:hint="default"/>
+        <w:sz w:val="20"/>
+      </w:rPr>
+    </w:lvl>
+    <w:lvl w:ilvl="5" w:tentative="1">
+      <w:start w:val="1"/>
+      <w:numFmt w:val="bullet"/>
+      <w:lvlText w:val=""/>
+      <w:lvlJc w:val="left"/>
+      <w:pPr>
+        <w:tabs>
+          <w:tab w:val="num" w:pos="4320"/>
+        </w:tabs>
+        <w:ind w:left="4320" w:hanging="360"/>
+      </w:pPr>
+      <w:rPr>
+        <w:rFonts w:ascii="Wingdings" w:hAnsi="Wingdings" w:hint="default"/>
+        <w:sz w:val="20"/>
+      </w:rPr>
+    </w:lvl>
+    <w:lvl w:ilvl="6" w:tentative="1">
+      <w:start w:val="1"/>
+      <w:numFmt w:val="bullet"/>
+      <w:lvlText w:val=""/>
+      <w:lvlJc w:val="left"/>
+      <w:pPr>
+        <w:tabs>
+          <w:tab w:val="num" w:pos="5040"/>
+        </w:tabs>
+        <w:ind w:left="5040" w:hanging="360"/>
+      </w:pPr>
+      <w:rPr>
+        <w:rFonts w:ascii="Wingdings" w:hAnsi="Wingdings" w:hint="default"/>
+        <w:sz w:val="20"/>
+      </w:rPr>
+    </w:lvl>
+    <w:lvl w:ilvl="7" w:tentative="1">
+      <w:start w:val="1"/>
+      <w:numFmt w:val="bullet"/>
+      <w:lvlText w:val=""/>
+      <w:lvlJc w:val="left"/>
+      <w:pPr>
+        <w:tabs>
+          <w:tab w:val="num" w:pos="5760"/>
+        </w:tabs>
+        <w:ind w:left="5760" w:hanging="360"/>
+      </w:pPr>
+      <w:rPr>
+        <w:rFonts w:ascii="Wingdings" w:hAnsi="Wingdings" w:hint="default"/>
+        <w:sz w:val="20"/>
+      </w:rPr>
+    </w:lvl>
+    <w:lvl w:ilvl="8" w:tentative="1">
+      <w:start w:val="1"/>
+      <w:numFmt w:val="bullet"/>
+      <w:lvlText w:val=""/>
+      <w:lvlJc w:val="left"/>
+      <w:pPr>
+        <w:tabs>
+          <w:tab w:val="num" w:pos="6480"/>
+        </w:tabs>
+        <w:ind w:left="6480" w:hanging="360"/>
+      </w:pPr>
+      <w:rPr>
+        <w:rFonts w:ascii="Wingdings" w:hAnsi="Wingdings" w:hint="default"/>
+        <w:sz w:val="20"/>
+      </w:rPr>
+    </w:lvl>
+  </w:abstractNum>
+  <w:abstractNum w:abstractNumId="4" w15:restartNumberingAfterBreak="0">
+    <w:nsid w:val="517E0314"/>
+    <w:multiLevelType w:val="multilevel"/>
+    <w:tmpl w:val="8976EF3A"/>
+    <w:lvl w:ilvl="0">
+      <w:start w:val="1"/>
+      <w:numFmt w:val="bullet"/>
+      <w:lvlText w:val=""/>
+      <w:lvlJc w:val="left"/>
+      <w:pPr>
+        <w:tabs>
+          <w:tab w:val="num" w:pos="720"/>
+        </w:tabs>
+        <w:ind w:left="720" w:hanging="360"/>
+      </w:pPr>
+      <w:rPr>
+        <w:rFonts w:ascii="Symbol" w:hAnsi="Symbol" w:hint="default"/>
+        <w:sz w:val="20"/>
+      </w:rPr>
+    </w:lvl>
+    <w:lvl w:ilvl="1" w:tentative="1">
+      <w:start w:val="1"/>
+      <w:numFmt w:val="bullet"/>
+      <w:lvlText w:val="o"/>
+      <w:lvlJc w:val="left"/>
+      <w:pPr>
+        <w:tabs>
+          <w:tab w:val="num" w:pos="1440"/>
+        </w:tabs>
+        <w:ind w:left="1440" w:hanging="360"/>
+      </w:pPr>
+      <w:rPr>
+        <w:rFonts w:ascii="Courier New" w:hAnsi="Courier New" w:hint="default"/>
+        <w:sz w:val="20"/>
+      </w:rPr>
+    </w:lvl>
+    <w:lvl w:ilvl="2" w:tentative="1">
+      <w:start w:val="1"/>
+      <w:numFmt w:val="bullet"/>
+      <w:lvlText w:val=""/>
+      <w:lvlJc w:val="left"/>
+      <w:pPr>
+        <w:tabs>
+          <w:tab w:val="num" w:pos="2160"/>
+        </w:tabs>
+        <w:ind w:left="2160" w:hanging="360"/>
+      </w:pPr>
+      <w:rPr>
+        <w:rFonts w:ascii="Wingdings" w:hAnsi="Wingdings" w:hint="default"/>
+        <w:sz w:val="20"/>
+      </w:rPr>
+    </w:lvl>
+    <w:lvl w:ilvl="3" w:tentative="1">
+      <w:start w:val="1"/>
+      <w:numFmt w:val="bullet"/>
+      <w:lvlText w:val=""/>
+      <w:lvlJc w:val="left"/>
+      <w:pPr>
+        <w:tabs>
+          <w:tab w:val="num" w:pos="2880"/>
+        </w:tabs>
+        <w:ind w:left="2880" w:hanging="360"/>
+      </w:pPr>
+      <w:rPr>
+        <w:rFonts w:ascii="Wingdings" w:hAnsi="Wingdings" w:hint="default"/>
+        <w:sz w:val="20"/>
+      </w:rPr>
+    </w:lvl>
+    <w:lvl w:ilvl="4" w:tentative="1">
+      <w:start w:val="1"/>
+      <w:numFmt w:val="bullet"/>
+      <w:lvlText w:val=""/>
+      <w:lvlJc w:val="left"/>
+      <w:pPr>
+        <w:tabs>
+          <w:tab w:val="num" w:pos="3600"/>
+        </w:tabs>
+        <w:ind w:left="3600" w:hanging="360"/>
+      </w:pPr>
+      <w:rPr>
+        <w:rFonts w:ascii="Wingdings" w:hAnsi="Wingdings" w:hint="default"/>
+        <w:sz w:val="20"/>
+      </w:rPr>
+    </w:lvl>
+    <w:lvl w:ilvl="5" w:tentative="1">
+      <w:start w:val="1"/>
+      <w:numFmt w:val="bullet"/>
+      <w:lvlText w:val=""/>
+      <w:lvlJc w:val="left"/>
+      <w:pPr>
+        <w:tabs>
+          <w:tab w:val="num" w:pos="4320"/>
+        </w:tabs>
+        <w:ind w:left="4320" w:hanging="360"/>
+      </w:pPr>
+      <w:rPr>
+        <w:rFonts w:ascii="Wingdings" w:hAnsi="Wingdings" w:hint="default"/>
+        <w:sz w:val="20"/>
+      </w:rPr>
+    </w:lvl>
+    <w:lvl w:ilvl="6" w:tentative="1">
+      <w:start w:val="1"/>
+      <w:numFmt w:val="bullet"/>
+      <w:lvlText w:val=""/>
+      <w:lvlJc w:val="left"/>
+      <w:pPr>
+        <w:tabs>
+          <w:tab w:val="num" w:pos="5040"/>
+        </w:tabs>
+        <w:ind w:left="5040" w:hanging="360"/>
+      </w:pPr>
+      <w:rPr>
+        <w:rFonts w:ascii="Wingdings" w:hAnsi="Wingdings" w:hint="default"/>
+        <w:sz w:val="20"/>
+      </w:rPr>
+    </w:lvl>
+    <w:lvl w:ilvl="7" w:tentative="1">
+      <w:start w:val="1"/>
+      <w:numFmt w:val="bullet"/>
+      <w:lvlText w:val=""/>
+      <w:lvlJc w:val="left"/>
+      <w:pPr>
+        <w:tabs>
+          <w:tab w:val="num" w:pos="5760"/>
+        </w:tabs>
+        <w:ind w:left="5760" w:hanging="360"/>
+      </w:pPr>
+      <w:rPr>
+        <w:rFonts w:ascii="Wingdings" w:hAnsi="Wingdings" w:hint="default"/>
+        <w:sz w:val="20"/>
+      </w:rPr>
+    </w:lvl>
+    <w:lvl w:ilvl="8" w:tentative="1">
+      <w:start w:val="1"/>
+      <w:numFmt w:val="bullet"/>
+      <w:lvlText w:val=""/>
+      <w:lvlJc w:val="left"/>
+      <w:pPr>
+        <w:tabs>
+          <w:tab w:val="num" w:pos="6480"/>
+        </w:tabs>
+        <w:ind w:left="6480" w:hanging="360"/>
+      </w:pPr>
+      <w:rPr>
+        <w:rFonts w:ascii="Wingdings" w:hAnsi="Wingdings" w:hint="default"/>
+        <w:sz w:val="20"/>
+      </w:rPr>
+    </w:lvl>
+  </w:abstractNum>
+  <w:abstractNum w:abstractNumId="5" w15:restartNumberingAfterBreak="0">
     <w:nsid w:val="71510B0D"/>
     <w:multiLevelType w:val="hybridMultilevel"/>
     <w:tmpl w:val="3042C6FE"/>
@@ -478,10 +2485,22 @@
     </w:lvl>
   </w:abstractNum>
   <w:num w:numId="1" w16cid:durableId="1633435459">
-    <w:abstractNumId w:val="1"/>
+    <w:abstractNumId w:val="5"/>
   </w:num>
   <w:num w:numId="2" w16cid:durableId="163590598">
     <w:abstractNumId w:val="0"/>
+  </w:num>
+  <w:num w:numId="3" w16cid:durableId="40904373">
+    <w:abstractNumId w:val="3"/>
+  </w:num>
+  <w:num w:numId="4" w16cid:durableId="1250043806">
+    <w:abstractNumId w:val="1"/>
+  </w:num>
+  <w:num w:numId="5" w16cid:durableId="991954124">
+    <w:abstractNumId w:val="2"/>
+  </w:num>
+  <w:num w:numId="6" w16cid:durableId="1401564935">
+    <w:abstractNumId w:val="4"/>
   </w:num>
 </w:numbering>
 </file>
@@ -1402,6 +3421,52 @@
       <w:spacing w:val="5"/>
     </w:rPr>
   </w:style>
+  <w:style w:type="character" w:styleId="Hyperlink">
+    <w:name w:val="Hyperlink"/>
+    <w:basedOn w:val="DefaultParagraphFont"/>
+    <w:uiPriority w:val="99"/>
+    <w:unhideWhenUsed/>
+    <w:rsid w:val="00230DD0"/>
+    <w:rPr>
+      <w:color w:val="0563C1" w:themeColor="hyperlink"/>
+      <w:u w:val="single"/>
+    </w:rPr>
+  </w:style>
+  <w:style w:type="character" w:styleId="UnresolvedMention">
+    <w:name w:val="Unresolved Mention"/>
+    <w:basedOn w:val="DefaultParagraphFont"/>
+    <w:uiPriority w:val="99"/>
+    <w:semiHidden/>
+    <w:unhideWhenUsed/>
+    <w:rsid w:val="00230DD0"/>
+    <w:rPr>
+      <w:color w:val="605E5C"/>
+      <w:shd w:val="clear" w:color="auto" w:fill="E1DFDD"/>
+    </w:rPr>
+  </w:style>
+  <w:style w:type="character" w:styleId="FollowedHyperlink">
+    <w:name w:val="FollowedHyperlink"/>
+    <w:basedOn w:val="DefaultParagraphFont"/>
+    <w:uiPriority w:val="99"/>
+    <w:semiHidden/>
+    <w:unhideWhenUsed/>
+    <w:rsid w:val="00D568EE"/>
+    <w:rPr>
+      <w:color w:val="954F72" w:themeColor="followedHyperlink"/>
+      <w:u w:val="single"/>
+    </w:rPr>
+  </w:style>
+  <w:style w:type="paragraph" w:styleId="NormalWeb">
+    <w:name w:val="Normal (Web)"/>
+    <w:basedOn w:val="Normal"/>
+    <w:uiPriority w:val="99"/>
+    <w:semiHidden/>
+    <w:unhideWhenUsed/>
+    <w:rsid w:val="00D568EE"/>
+    <w:rPr>
+      <w:rFonts w:ascii="Times New Roman" w:hAnsi="Times New Roman" w:cs="Times New Roman"/>
+    </w:rPr>
+  </w:style>
 </w:styles>
 </file>
 

--- a/Typing_test/typing_log.docx
+++ b/Typing_test/typing_log.docx
@@ -1688,22 +1688,6 @@
           <w:bCs/>
         </w:rPr>
       </w:pPr>
-    </w:p>
-    <w:p>
-      <w:pPr>
-        <w:rPr>
-          <w:b/>
-          <w:bCs/>
-        </w:rPr>
-      </w:pPr>
-    </w:p>
-    <w:p>
-      <w:pPr>
-        <w:rPr>
-          <w:b/>
-          <w:bCs/>
-        </w:rPr>
-      </w:pPr>
       <w:r>
         <w:rPr>
           <w:b/>
@@ -1721,6 +1705,283 @@
           <w:bCs/>
         </w:rPr>
       </w:pPr>
+      <w:r>
+        <w:rPr>
+          <w:b/>
+          <w:bCs/>
+        </w:rPr>
+        <w:t>Initialised test sessions</w:t>
+      </w:r>
+    </w:p>
+    <w:p>
+      <w:pPr>
+        <w:rPr>
+          <w:b/>
+          <w:bCs/>
+        </w:rPr>
+      </w:pPr>
+      <w:r>
+        <w:rPr>
+          <w:b/>
+          <w:bCs/>
+        </w:rPr>
+        <w:t xml:space="preserve">Validation part for test sessions regarding the submission inputs to the </w:t>
+      </w:r>
+      <w:proofErr w:type="spellStart"/>
+      <w:proofErr w:type="gramStart"/>
+      <w:r>
+        <w:rPr>
+          <w:b/>
+          <w:bCs/>
+        </w:rPr>
+        <w:t>db</w:t>
+      </w:r>
+      <w:proofErr w:type="spellEnd"/>
+      <w:r>
+        <w:rPr>
+          <w:b/>
+          <w:bCs/>
+        </w:rPr>
+        <w:t xml:space="preserve"> :</w:t>
+      </w:r>
+      <w:proofErr w:type="gramEnd"/>
+    </w:p>
+    <w:p>
+      <w:pPr>
+        <w:ind w:left="1440"/>
+        <w:rPr>
+          <w:b/>
+          <w:bCs/>
+        </w:rPr>
+      </w:pPr>
+      <w:r>
+        <w:rPr>
+          <w:b/>
+          <w:bCs/>
+        </w:rPr>
+        <w:t>Security Principle</w:t>
+      </w:r>
+      <w:r>
+        <w:rPr>
+          <w:b/>
+          <w:bCs/>
+        </w:rPr>
+        <w:t xml:space="preserve"> - </w:t>
+      </w:r>
+      <w:r>
+        <w:rPr>
+          <w:b/>
+          <w:bCs/>
+        </w:rPr>
+        <w:t>Backend should never trust client</w:t>
+      </w:r>
+      <w:r>
+        <w:rPr>
+          <w:b/>
+          <w:bCs/>
+        </w:rPr>
+        <w:t>, e</w:t>
+      </w:r>
+      <w:r>
+        <w:rPr>
+          <w:b/>
+          <w:bCs/>
+        </w:rPr>
+        <w:t>ven if client is yours.</w:t>
+      </w:r>
+    </w:p>
+    <w:p>
+      <w:pPr>
+        <w:ind w:left="1440"/>
+        <w:rPr>
+          <w:b/>
+          <w:bCs/>
+        </w:rPr>
+      </w:pPr>
+      <w:r>
+        <w:rPr>
+          <w:b/>
+          <w:bCs/>
+        </w:rPr>
+        <w:t>Industry rule:</w:t>
+      </w:r>
+    </w:p>
+    <w:p>
+      <w:pPr>
+        <w:ind w:left="1440" w:firstLine="720"/>
+        <w:rPr>
+          <w:b/>
+          <w:bCs/>
+        </w:rPr>
+      </w:pPr>
+      <w:r>
+        <w:rPr>
+          <w:b/>
+          <w:bCs/>
+        </w:rPr>
+        <w:t>“Trust nothing. Validate everything.”</w:t>
+      </w:r>
+    </w:p>
+    <w:p>
+      <w:pPr>
+        <w:rPr>
+          <w:b/>
+          <w:bCs/>
+        </w:rPr>
+      </w:pPr>
+    </w:p>
+    <w:p>
+      <w:pPr>
+        <w:rPr>
+          <w:b/>
+          <w:bCs/>
+        </w:rPr>
+      </w:pPr>
+      <w:r>
+        <w:rPr>
+          <w:b/>
+          <w:bCs/>
+        </w:rPr>
+        <w:t>When to throw and respond the error</w:t>
+      </w:r>
+    </w:p>
+    <w:p>
+      <w:pPr>
+        <w:pStyle w:val="ListParagraph"/>
+        <w:numPr>
+          <w:ilvl w:val="0"/>
+          <w:numId w:val="7"/>
+        </w:numPr>
+        <w:rPr>
+          <w:b/>
+          <w:bCs/>
+        </w:rPr>
+      </w:pPr>
+      <w:r>
+        <w:rPr>
+          <w:b/>
+          <w:bCs/>
+        </w:rPr>
+        <w:t>if</w:t>
+      </w:r>
+      <w:proofErr w:type="gramStart"/>
+      <w:r>
+        <w:rPr>
+          <w:b/>
+          <w:bCs/>
+        </w:rPr>
+        <w:t>(!doc</w:t>
+      </w:r>
+      <w:proofErr w:type="gramEnd"/>
+      <w:r>
+        <w:rPr>
+          <w:b/>
+          <w:bCs/>
+        </w:rPr>
+        <w:t>) {</w:t>
+      </w:r>
+    </w:p>
+    <w:p>
+      <w:pPr>
+        <w:ind w:left="720"/>
+        <w:rPr>
+          <w:b/>
+          <w:bCs/>
+        </w:rPr>
+      </w:pPr>
+      <w:r>
+        <w:rPr>
+          <w:b/>
+          <w:bCs/>
+        </w:rPr>
+        <w:lastRenderedPageBreak/>
+        <w:t xml:space="preserve">        throw new </w:t>
+      </w:r>
+      <w:proofErr w:type="gramStart"/>
+      <w:r>
+        <w:rPr>
+          <w:b/>
+          <w:bCs/>
+        </w:rPr>
+        <w:t>Error(</w:t>
+      </w:r>
+      <w:proofErr w:type="gramEnd"/>
+      <w:r>
+        <w:rPr>
+          <w:b/>
+          <w:bCs/>
+        </w:rPr>
+        <w:t>"No documents available");</w:t>
+      </w:r>
+    </w:p>
+    <w:p>
+      <w:pPr>
+        <w:ind w:left="720"/>
+        <w:rPr>
+          <w:b/>
+          <w:bCs/>
+        </w:rPr>
+      </w:pPr>
+      <w:r>
+        <w:rPr>
+          <w:b/>
+          <w:bCs/>
+        </w:rPr>
+        <w:t>    }</w:t>
+      </w:r>
+    </w:p>
+    <w:p>
+      <w:pPr>
+        <w:pStyle w:val="ListParagraph"/>
+        <w:numPr>
+          <w:ilvl w:val="0"/>
+          <w:numId w:val="7"/>
+        </w:numPr>
+      </w:pPr>
+      <w:r>
+        <w:t xml:space="preserve">return </w:t>
+      </w:r>
+      <w:proofErr w:type="spellStart"/>
+      <w:proofErr w:type="gramStart"/>
+      <w:r>
+        <w:t>res.status</w:t>
+      </w:r>
+      <w:proofErr w:type="spellEnd"/>
+      <w:proofErr w:type="gramEnd"/>
+      <w:r>
+        <w:t>(400</w:t>
+      </w:r>
+      <w:proofErr w:type="gramStart"/>
+      <w:r>
+        <w:t>).</w:t>
+      </w:r>
+      <w:proofErr w:type="spellStart"/>
+      <w:r>
+        <w:t>json</w:t>
+      </w:r>
+      <w:proofErr w:type="spellEnd"/>
+      <w:proofErr w:type="gramEnd"/>
+      <w:r>
+        <w:t>({</w:t>
+      </w:r>
+    </w:p>
+    <w:p>
+      <w:pPr>
+        <w:pStyle w:val="ListParagraph"/>
+        <w:ind w:left="1080"/>
+      </w:pPr>
+      <w:r>
+        <w:t xml:space="preserve">    errors</w:t>
+      </w:r>
+    </w:p>
+    <w:p>
+      <w:pPr>
+        <w:pStyle w:val="ListParagraph"/>
+        <w:ind w:left="1080"/>
+      </w:pPr>
+      <w:r>
+        <w:t xml:space="preserve"> });</w:t>
+      </w:r>
     </w:p>
     <w:p>
       <w:r>
@@ -2394,6 +2655,95 @@
     </w:lvl>
   </w:abstractNum>
   <w:abstractNum w:abstractNumId="5" w15:restartNumberingAfterBreak="0">
+    <w:nsid w:val="70F3702D"/>
+    <w:multiLevelType w:val="hybridMultilevel"/>
+    <w:tmpl w:val="D5940FAE"/>
+    <w:lvl w:ilvl="0" w:tplc="AF4A4066">
+      <w:start w:val="1"/>
+      <w:numFmt w:val="decimal"/>
+      <w:lvlText w:val="%1."/>
+      <w:lvlJc w:val="left"/>
+      <w:pPr>
+        <w:ind w:left="1080" w:hanging="360"/>
+      </w:pPr>
+      <w:rPr>
+        <w:rFonts w:hint="default"/>
+      </w:rPr>
+    </w:lvl>
+    <w:lvl w:ilvl="1" w:tplc="40090019" w:tentative="1">
+      <w:start w:val="1"/>
+      <w:numFmt w:val="lowerLetter"/>
+      <w:lvlText w:val="%2."/>
+      <w:lvlJc w:val="left"/>
+      <w:pPr>
+        <w:ind w:left="1800" w:hanging="360"/>
+      </w:pPr>
+    </w:lvl>
+    <w:lvl w:ilvl="2" w:tplc="4009001B" w:tentative="1">
+      <w:start w:val="1"/>
+      <w:numFmt w:val="lowerRoman"/>
+      <w:lvlText w:val="%3."/>
+      <w:lvlJc w:val="right"/>
+      <w:pPr>
+        <w:ind w:left="2520" w:hanging="180"/>
+      </w:pPr>
+    </w:lvl>
+    <w:lvl w:ilvl="3" w:tplc="4009000F" w:tentative="1">
+      <w:start w:val="1"/>
+      <w:numFmt w:val="decimal"/>
+      <w:lvlText w:val="%4."/>
+      <w:lvlJc w:val="left"/>
+      <w:pPr>
+        <w:ind w:left="3240" w:hanging="360"/>
+      </w:pPr>
+    </w:lvl>
+    <w:lvl w:ilvl="4" w:tplc="40090019" w:tentative="1">
+      <w:start w:val="1"/>
+      <w:numFmt w:val="lowerLetter"/>
+      <w:lvlText w:val="%5."/>
+      <w:lvlJc w:val="left"/>
+      <w:pPr>
+        <w:ind w:left="3960" w:hanging="360"/>
+      </w:pPr>
+    </w:lvl>
+    <w:lvl w:ilvl="5" w:tplc="4009001B" w:tentative="1">
+      <w:start w:val="1"/>
+      <w:numFmt w:val="lowerRoman"/>
+      <w:lvlText w:val="%6."/>
+      <w:lvlJc w:val="right"/>
+      <w:pPr>
+        <w:ind w:left="4680" w:hanging="180"/>
+      </w:pPr>
+    </w:lvl>
+    <w:lvl w:ilvl="6" w:tplc="4009000F" w:tentative="1">
+      <w:start w:val="1"/>
+      <w:numFmt w:val="decimal"/>
+      <w:lvlText w:val="%7."/>
+      <w:lvlJc w:val="left"/>
+      <w:pPr>
+        <w:ind w:left="5400" w:hanging="360"/>
+      </w:pPr>
+    </w:lvl>
+    <w:lvl w:ilvl="7" w:tplc="40090019" w:tentative="1">
+      <w:start w:val="1"/>
+      <w:numFmt w:val="lowerLetter"/>
+      <w:lvlText w:val="%8."/>
+      <w:lvlJc w:val="left"/>
+      <w:pPr>
+        <w:ind w:left="6120" w:hanging="360"/>
+      </w:pPr>
+    </w:lvl>
+    <w:lvl w:ilvl="8" w:tplc="4009001B" w:tentative="1">
+      <w:start w:val="1"/>
+      <w:numFmt w:val="lowerRoman"/>
+      <w:lvlText w:val="%9."/>
+      <w:lvlJc w:val="right"/>
+      <w:pPr>
+        <w:ind w:left="6840" w:hanging="180"/>
+      </w:pPr>
+    </w:lvl>
+  </w:abstractNum>
+  <w:abstractNum w:abstractNumId="6" w15:restartNumberingAfterBreak="0">
     <w:nsid w:val="71510B0D"/>
     <w:multiLevelType w:val="hybridMultilevel"/>
     <w:tmpl w:val="3042C6FE"/>
@@ -2485,7 +2835,7 @@
     </w:lvl>
   </w:abstractNum>
   <w:num w:numId="1" w16cid:durableId="1633435459">
-    <w:abstractNumId w:val="5"/>
+    <w:abstractNumId w:val="6"/>
   </w:num>
   <w:num w:numId="2" w16cid:durableId="163590598">
     <w:abstractNumId w:val="0"/>
@@ -2501,6 +2851,9 @@
   </w:num>
   <w:num w:numId="6" w16cid:durableId="1401564935">
     <w:abstractNumId w:val="4"/>
+  </w:num>
+  <w:num w:numId="7" w16cid:durableId="1869171665">
+    <w:abstractNumId w:val="5"/>
   </w:num>
 </w:numbering>
 </file>
